--- a/atelier/atelier_140.docx
+++ b/atelier/atelier_140.docx
@@ -474,7 +474,7 @@
                 <w:b w:val="false"/>
                 <w:bCs w:val="false"/>
               </w:rPr>
-              <w:t xml:space="preserve">Deux approbateurs en place (#139)</w:t>
+              <w:t xml:space="preserve">Deux approbateurs en place</w:t>
             </w:r>
           </w:p>
         </w:tc>
@@ -493,7 +493,7 @@
         <w:spacing w:after="120"/>
       </w:pPr>
       <w:r>
-        <w:t xml:space="preserve">La règle exclut l’auteur de l’approbation (#138-139). Mais il reste une faille subtile : une personne qui n’est pas l’AUTEUR principal de la MR mais qui y a CONTRIBUÉ — un commit, une correction poussée pendant la review — n’est plus vraiment un regard extérieur sur cette partie. Si elle approuve, le principe des quatre yeux est entamé : elle valide en partie son propre travail. GitLab propose un paramètre pour fermer cette faille : « Prevent approvals by users who add commits » (empêcher l’approbation par les contributeurs). Le sujet de cet atelier est de comprendre cette faille et d’activer ce paramètre, pour que seuls des reviewers réellement extérieurs à la MR puissent l’approuver. On renforce le principe des quatre yeux contre un contournement involontaire.</w:t>
+        <w:t xml:space="preserve">La règle exclut l’auteur de l’approbation. Mais il reste une faille subtile : une personne qui n’est pas l’AUTEUR principal de la MR mais qui y a CONTRIBUÉ — un commit, une correction poussée pendant la review — n’est plus vraiment un regard extérieur sur cette partie. Si elle approuve, le principe des quatre yeux est entamé : elle valide en partie son propre travail. GitLab propose un paramètre pour fermer cette faille : « Prevent approvals by users who add commits » (empêcher l’approbation par les contributeurs). Le sujet de cet atelier est de comprendre cette faille et d’activer ce paramètre, pour que seuls des reviewers réellement extérieurs à la MR puissent l’approuver. On renforce le principe des quatre yeux contre un contournement involontaire.</w:t>
       </w:r>
     </w:p>
     <w:p>
@@ -553,7 +553,7 @@
         <w:spacing w:after="80"/>
       </w:pPr>
       <w:r>
-        <w:t xml:space="preserve">C’est une exigence renforcée en banque : la séparation des responsabilités (#137) implique que celui qui touche au code ne le valide pas. Le paramètre applique cette exigence finement : pas seulement l’auteur, mais quiconque a contribué. C’est ce que vérifie un audit rigoureux.</w:t>
+        <w:t xml:space="preserve">C’est une exigence renforcée en banque : la séparation des responsabilités implique que celui qui touche au code ne le valide pas. Le paramètre applique cette exigence finement : pas seulement l’auteur, mais quiconque a contribué. C’est ce que vérifie un audit rigoureux.</w:t>
       </w:r>
     </w:p>
     <w:p>
@@ -614,7 +614,7 @@
                 <w:sz w:val="18"/>
                 <w:szCs w:val="18"/>
               </w:rPr>
-              <w:t xml:space="preserve">  Settings &gt; Merge requests &gt; Approval settings</w:t>
+              <w:t xml:space="preserve"> Settings &gt; Merge requests &gt; Approval settings</w:t>
             </w:r>
           </w:p>
           <w:p>
@@ -634,7 +634,7 @@
                 <w:sz w:val="18"/>
                 <w:szCs w:val="18"/>
               </w:rPr>
-              <w:t xml:space="preserve">    [x] Prevent approvals by users who add commits</w:t>
+              <w:t xml:space="preserve"> [x] Prevent approvals by users who add commits</w:t>
             </w:r>
           </w:p>
           <w:p>
@@ -644,7 +644,7 @@
                 <w:sz w:val="18"/>
                 <w:szCs w:val="18"/>
               </w:rPr>
-              <w:t xml:space="preserve">        -&gt; quiconque a poussé un commit dans la MR</w:t>
+              <w:t xml:space="preserve"> -&gt; quiconque a poussé un commit dans la MR</w:t>
             </w:r>
           </w:p>
           <w:p>
@@ -654,7 +654,7 @@
                 <w:sz w:val="18"/>
                 <w:szCs w:val="18"/>
               </w:rPr>
-              <w:t xml:space="preserve">           ne peut pas l'approuver</w:t>
+              <w:t xml:space="preserve"> ne peut pas l'approuver</w:t>
             </w:r>
           </w:p>
           <w:p>
@@ -674,7 +674,7 @@
                 <w:sz w:val="18"/>
                 <w:szCs w:val="18"/>
               </w:rPr>
-              <w:t xml:space="preserve">  Combiné avec (déjà en place) :</w:t>
+              <w:t xml:space="preserve"> Combiné avec (déjà en place) :</w:t>
             </w:r>
           </w:p>
           <w:p>
@@ -684,7 +684,7 @@
                 <w:sz w:val="18"/>
                 <w:szCs w:val="18"/>
               </w:rPr>
-              <w:t xml:space="preserve">    [x] Prevent approval by the author (#138)</w:t>
+              <w:t xml:space="preserve"> [x] Prevent approval by the author</w:t>
             </w:r>
           </w:p>
           <w:p>
@@ -694,7 +694,7 @@
                 <w:sz w:val="18"/>
                 <w:szCs w:val="18"/>
               </w:rPr>
-              <w:t xml:space="preserve">    Approvals required : 2 (#139)</w:t>
+              <w:t xml:space="preserve"> Approvals required : 2</w:t>
             </w:r>
           </w:p>
           <w:p>
@@ -714,7 +714,7 @@
                 <w:sz w:val="18"/>
                 <w:szCs w:val="18"/>
               </w:rPr>
-              <w:t xml:space="preserve">  Résultat : les 2 approbations doivent venir de</w:t>
+              <w:t xml:space="preserve"> Résultat : les 2 approbations doivent venir de</w:t>
             </w:r>
           </w:p>
           <w:p>
@@ -724,7 +724,7 @@
                 <w:sz w:val="18"/>
                 <w:szCs w:val="18"/>
               </w:rPr>
-              <w:t xml:space="preserve">  personnes n'ayant NI écrit NI contribué à la MR.</w:t>
+              <w:t xml:space="preserve"> personnes n'ayant NI écrit NI contribué à la MR.</w:t>
             </w:r>
           </w:p>
           <w:p>
@@ -734,7 +734,7 @@
                 <w:sz w:val="18"/>
                 <w:szCs w:val="18"/>
               </w:rPr>
-              <w:t xml:space="preserve">  -&gt; regard réellement extérieur garanti.</w:t>
+              <w:t xml:space="preserve"> -&gt; regard réellement extérieur garanti.</w:t>
             </w:r>
           </w:p>
         </w:tc>
@@ -763,20 +763,20 @@
         <w:spacing w:after="80"/>
       </w:pPr>
       <w:r>
-        <w:t xml:space="preserve">Activer « Prevent approvals by committers » : cocher le paramètre dans les approval settings. Combiné à l’exclusion de l’auteur (#138) et aux deux approbateurs (#139), il garantit des valideurs extérieurs.</w:t>
-      </w:r>
-    </w:p>
-    <w:p>
-      <w:pPr>
-        <w:pStyle w:val="ListParagraph"/>
-        <w:numPr>
-          <w:ilvl w:val="0"/>
-          <w:numId w:val="2"/>
-        </w:numPr>
-        <w:spacing w:after="80"/>
-      </w:pPr>
-      <w:r>
-        <w:t xml:space="preserve">Anticiper l’effet sur les petites squads : ce paramètre réduit le vivier d’approbateurs possibles sur une MR où plusieurs ont contribué. Le relier à l’élargissement du vivier (#139) pour que ça reste tenable.</w:t>
+        <w:t xml:space="preserve">Activer « Prevent approvals by committers » : cocher le paramètre dans les approval settings. Combiné à l’exclusion de l’auteur et aux deux approbateurs, il garantit des valideurs extérieurs.</w:t>
+      </w:r>
+    </w:p>
+    <w:p>
+      <w:pPr>
+        <w:pStyle w:val="ListParagraph"/>
+        <w:numPr>
+          <w:ilvl w:val="0"/>
+          <w:numId w:val="2"/>
+        </w:numPr>
+        <w:spacing w:after="80"/>
+      </w:pPr>
+      <w:r>
+        <w:t xml:space="preserve">Anticiper l’effet sur les petites squads : ce paramètre réduit le vivier d’approbateurs possibles sur une MR où plusieurs ont contribué. Le relier à l’élargissement du vivier pour que ça reste tenable.</w:t>
       </w:r>
     </w:p>
     <w:p>
@@ -965,7 +965,7 @@
         <w:t xml:space="preserve">(10 min) Anticiper l’effet vivier</w:t>
       </w:r>
       <w:r>
-        <w:t xml:space="preserve"> — relier à l’élargissement du vivier (#139) pour rester tenable.</w:t>
+        <w:t xml:space="preserve"> — relier à l’élargissement du vivier pour rester tenable.</w:t>
       </w:r>
     </w:p>
     <w:p>
@@ -1081,7 +1081,7 @@
         <w:spacing w:after="120"/>
       </w:pPr>
       <w:r>
-        <w:t xml:space="preserve">Ce paramètre renforce l’indépendance des approbateurs. Reste #141 (« Reset approvals on push » et « Prevent editing approval rules ») pour finaliser la robustesse des règles d’approbation et clore Q02. La règle des quatre yeux sera alors complète et protégée contre les contournements.</w:t>
+        <w:t xml:space="preserve">Ce paramètre renforce l’indépendance des approbateurs. Reste (« Reset approvals on push » et « Prevent editing approval rules ») pour finaliser la robustesse des règles d’approbation et clore Q02. La règle des quatre yeux sera alors complète et protégée contre les contournements.</w:t>
       </w:r>
     </w:p>
     <w:p>
@@ -1097,7 +1097,7 @@
         <w:spacing w:after="120"/>
       </w:pPr>
       <w:r>
-        <w:t xml:space="preserve">La squad a compris la faille des contributeurs-approbateurs et activé « Prevent approvals by committers » : combiné à l’exclusion de l’auteur et aux deux approbateurs, ce paramètre garantit que les approbations viennent de personnes réellement extérieures à la MR. Le principe des quatre yeux est protégé contre le contournement involontaire, et l’effet sur le vivier a été anticipé. La mesure Approval rules du hub se consolide en robustesse. La question Q02 progresse vers sa finalisation (#141).</w:t>
+        <w:t xml:space="preserve">La squad a compris la faille des contributeurs-approbateurs et activé « Prevent approvals by committers » : combiné à l’exclusion de l’auteur et aux deux approbateurs, ce paramètre garantit que les approbations viennent de personnes réellement extérieures à la MR. Le principe des quatre yeux est protégé contre le contournement involontaire, et l’effet sur le vivier a été anticipé. La mesure Approval rules du hub se consolide en robustesse. La question Q02 progresse vers sa finalisation.</w:t>
       </w:r>
     </w:p>
     <w:sectPr>
